--- a/00_Gestion_Proyecto/Actas_Reunion/Acta_Reunion_005_Fase3_SN6.docx.docx
+++ b/00_Gestion_Proyecto/Actas_Reunion/Acta_Reunion_005_Fase3_SN6.docx.docx
@@ -76,6 +76,7 @@
           <w:rFonts w:ascii="Museo Sans 300" w:eastAsia="Museo Sans 300" w:hAnsi="Museo Sans 300" w:cs="Museo Sans 300"/>
         </w:rPr>
       </w:pPr>
+      <w:proofErr w:type="gramStart"/>
       <w:r>
         <w:rPr>
           <w:rFonts w:ascii="Museo Sans 300" w:eastAsia="Museo Sans 300" w:hAnsi="Museo Sans 300" w:cs="Museo Sans 300"/>
@@ -92,15 +93,23 @@
         <w:rPr>
           <w:rFonts w:ascii="Museo Sans 300" w:eastAsia="Museo Sans 300" w:hAnsi="Museo Sans 300" w:cs="Museo Sans 300"/>
         </w:rPr>
-        <w:t>SN-6</w:t>
-      </w:r>
-    </w:p>
-    <w:p>
-      <w:pPr>
-        <w:rPr>
-          <w:rFonts w:ascii="Museo Sans 300" w:eastAsia="Museo Sans 300" w:hAnsi="Museo Sans 300" w:cs="Museo Sans 300"/>
-        </w:rPr>
-      </w:pPr>
+        <w:t>SN</w:t>
+      </w:r>
+      <w:proofErr w:type="gramEnd"/>
+      <w:r>
+        <w:rPr>
+          <w:rFonts w:ascii="Museo Sans 300" w:eastAsia="Museo Sans 300" w:hAnsi="Museo Sans 300" w:cs="Museo Sans 300"/>
+        </w:rPr>
+        <w:t>-6</w:t>
+      </w:r>
+    </w:p>
+    <w:p>
+      <w:pPr>
+        <w:rPr>
+          <w:rFonts w:ascii="Museo Sans 300" w:eastAsia="Museo Sans 300" w:hAnsi="Museo Sans 300" w:cs="Museo Sans 300"/>
+        </w:rPr>
+      </w:pPr>
+      <w:proofErr w:type="gramStart"/>
       <w:r>
         <w:rPr>
           <w:rFonts w:ascii="Museo Sans 300" w:eastAsia="Museo Sans 300" w:hAnsi="Museo Sans 300" w:cs="Museo Sans 300"/>
@@ -111,7 +120,14 @@
         <w:rPr>
           <w:rFonts w:ascii="Museo Sans 300" w:eastAsia="Museo Sans 300" w:hAnsi="Museo Sans 300" w:cs="Museo Sans 300"/>
         </w:rPr>
-        <w:t xml:space="preserve"> : </w:t>
+        <w:t xml:space="preserve"> :</w:t>
+      </w:r>
+      <w:proofErr w:type="gramEnd"/>
+      <w:r>
+        <w:rPr>
+          <w:rFonts w:ascii="Museo Sans 300" w:eastAsia="Museo Sans 300" w:hAnsi="Museo Sans 300" w:cs="Museo Sans 300"/>
+        </w:rPr>
+        <w:t xml:space="preserve"> </w:t>
       </w:r>
       <w:r>
         <w:rPr>
@@ -126,6 +142,7 @@
           <w:rFonts w:ascii="Museo Sans 300" w:eastAsia="Museo Sans 300" w:hAnsi="Museo Sans 300" w:cs="Museo Sans 300"/>
         </w:rPr>
       </w:pPr>
+      <w:proofErr w:type="gramStart"/>
       <w:r>
         <w:rPr>
           <w:rFonts w:ascii="Museo Sans 300" w:eastAsia="Museo Sans 300" w:hAnsi="Museo Sans 300" w:cs="Museo Sans 300"/>
@@ -138,6 +155,7 @@
         </w:rPr>
         <w:t xml:space="preserve"> :</w:t>
       </w:r>
+      <w:proofErr w:type="gramEnd"/>
       <w:r>
         <w:t xml:space="preserve"> </w:t>
       </w:r>
@@ -182,13 +200,27 @@
         <w:rPr>
           <w:rFonts w:ascii="Museo Sans 300" w:eastAsia="Museo Sans 300" w:hAnsi="Museo Sans 300" w:cs="Museo Sans 300"/>
         </w:rPr>
-        <w:t>Hora de inicio</w:t>
-      </w:r>
-      <w:r>
-        <w:rPr>
-          <w:rFonts w:ascii="Museo Sans 300" w:eastAsia="Museo Sans 300" w:hAnsi="Museo Sans 300" w:cs="Museo Sans 300"/>
-        </w:rPr>
-        <w:t xml:space="preserve"> : </w:t>
+        <w:t xml:space="preserve">Hora de </w:t>
+      </w:r>
+      <w:proofErr w:type="gramStart"/>
+      <w:r>
+        <w:rPr>
+          <w:rFonts w:ascii="Museo Sans 300" w:eastAsia="Museo Sans 300" w:hAnsi="Museo Sans 300" w:cs="Museo Sans 300"/>
+        </w:rPr>
+        <w:t>inicio</w:t>
+      </w:r>
+      <w:r>
+        <w:rPr>
+          <w:rFonts w:ascii="Museo Sans 300" w:eastAsia="Museo Sans 300" w:hAnsi="Museo Sans 300" w:cs="Museo Sans 300"/>
+        </w:rPr>
+        <w:t xml:space="preserve"> :</w:t>
+      </w:r>
+      <w:proofErr w:type="gramEnd"/>
+      <w:r>
+        <w:rPr>
+          <w:rFonts w:ascii="Museo Sans 300" w:eastAsia="Museo Sans 300" w:hAnsi="Museo Sans 300" w:cs="Museo Sans 300"/>
+        </w:rPr>
+        <w:t xml:space="preserve"> </w:t>
       </w:r>
       <w:r>
         <w:rPr>
@@ -228,13 +260,27 @@
         <w:rPr>
           <w:rFonts w:ascii="Museo Sans 300" w:eastAsia="Museo Sans 300" w:hAnsi="Museo Sans 300" w:cs="Museo Sans 300"/>
         </w:rPr>
-        <w:t>Hora de finalización</w:t>
-      </w:r>
-      <w:r>
-        <w:rPr>
-          <w:rFonts w:ascii="Museo Sans 300" w:eastAsia="Museo Sans 300" w:hAnsi="Museo Sans 300" w:cs="Museo Sans 300"/>
-        </w:rPr>
-        <w:t xml:space="preserve"> : </w:t>
+        <w:t xml:space="preserve">Hora de </w:t>
+      </w:r>
+      <w:proofErr w:type="gramStart"/>
+      <w:r>
+        <w:rPr>
+          <w:rFonts w:ascii="Museo Sans 300" w:eastAsia="Museo Sans 300" w:hAnsi="Museo Sans 300" w:cs="Museo Sans 300"/>
+        </w:rPr>
+        <w:t>finalización</w:t>
+      </w:r>
+      <w:r>
+        <w:rPr>
+          <w:rFonts w:ascii="Museo Sans 300" w:eastAsia="Museo Sans 300" w:hAnsi="Museo Sans 300" w:cs="Museo Sans 300"/>
+        </w:rPr>
+        <w:t xml:space="preserve"> :</w:t>
+      </w:r>
+      <w:proofErr w:type="gramEnd"/>
+      <w:r>
+        <w:rPr>
+          <w:rFonts w:ascii="Museo Sans 300" w:eastAsia="Museo Sans 300" w:hAnsi="Museo Sans 300" w:cs="Museo Sans 300"/>
+        </w:rPr>
+        <w:t xml:space="preserve"> </w:t>
       </w:r>
       <w:r>
         <w:rPr>
@@ -506,7 +552,21 @@
               <w:rPr>
                 <w:rFonts w:ascii="Museo Sans 300" w:eastAsia="Museo Sans 300" w:hAnsi="Museo Sans 300" w:cs="Museo Sans 300"/>
               </w:rPr>
-              <w:t>Ingeniero Cloud / Backend Jr.</w:t>
+              <w:t xml:space="preserve">Ingeniero Cloud / </w:t>
+            </w:r>
+            <w:proofErr w:type="spellStart"/>
+            <w:r>
+              <w:rPr>
+                <w:rFonts w:ascii="Museo Sans 300" w:eastAsia="Museo Sans 300" w:hAnsi="Museo Sans 300" w:cs="Museo Sans 300"/>
+              </w:rPr>
+              <w:t>Backend</w:t>
+            </w:r>
+            <w:proofErr w:type="spellEnd"/>
+            <w:r>
+              <w:rPr>
+                <w:rFonts w:ascii="Museo Sans 300" w:eastAsia="Museo Sans 300" w:hAnsi="Museo Sans 300" w:cs="Museo Sans 300"/>
+              </w:rPr>
+              <w:t xml:space="preserve"> Jr.</w:t>
             </w:r>
           </w:p>
         </w:tc>
@@ -542,11 +602,33 @@
                 <w:rFonts w:ascii="Museo Sans 300" w:eastAsia="Museo Sans 300" w:hAnsi="Museo Sans 300" w:cs="Museo Sans 300"/>
               </w:rPr>
             </w:pPr>
-            <w:r>
-              <w:rPr>
-                <w:rFonts w:ascii="Museo Sans 300" w:eastAsia="Museo Sans 300" w:hAnsi="Museo Sans 300" w:cs="Museo Sans 300"/>
-              </w:rPr>
-              <w:t>Frontend / Dashboard Jr.</w:t>
+            <w:proofErr w:type="spellStart"/>
+            <w:r>
+              <w:rPr>
+                <w:rFonts w:ascii="Museo Sans 300" w:eastAsia="Museo Sans 300" w:hAnsi="Museo Sans 300" w:cs="Museo Sans 300"/>
+              </w:rPr>
+              <w:t>Frontend</w:t>
+            </w:r>
+            <w:proofErr w:type="spellEnd"/>
+            <w:r>
+              <w:rPr>
+                <w:rFonts w:ascii="Museo Sans 300" w:eastAsia="Museo Sans 300" w:hAnsi="Museo Sans 300" w:cs="Museo Sans 300"/>
+              </w:rPr>
+              <w:t xml:space="preserve"> / </w:t>
+            </w:r>
+            <w:proofErr w:type="spellStart"/>
+            <w:r>
+              <w:rPr>
+                <w:rFonts w:ascii="Museo Sans 300" w:eastAsia="Museo Sans 300" w:hAnsi="Museo Sans 300" w:cs="Museo Sans 300"/>
+              </w:rPr>
+              <w:t>Dashboard</w:t>
+            </w:r>
+            <w:proofErr w:type="spellEnd"/>
+            <w:r>
+              <w:rPr>
+                <w:rFonts w:ascii="Museo Sans 300" w:eastAsia="Museo Sans 300" w:hAnsi="Museo Sans 300" w:cs="Museo Sans 300"/>
+              </w:rPr>
+              <w:t xml:space="preserve"> Jr.</w:t>
             </w:r>
           </w:p>
         </w:tc>
@@ -637,7 +719,21 @@
         <w:rPr>
           <w:rFonts w:ascii="Museo Sans 300" w:eastAsia="Museo Sans 300" w:hAnsi="Museo Sans 300" w:cs="Museo Sans 300"/>
         </w:rPr>
-        <w:t>Revisar el avance de la segunda entrega de la Fase 3, validar el cumplimiento de las actividades programadas en el cronograma, verificar el progreso de la documentación técnica elaborada por cada integrante y dar seguimiento a la implementación de las pruebas funcionales, auditoría, monitoreo y Dashboard Administrativo</w:t>
+        <w:t xml:space="preserve">Revisar el avance de la segunda entrega de la Fase 3, validar el cumplimiento de las actividades programadas en el cronograma, verificar el progreso de la documentación técnica elaborada por cada integrante y dar seguimiento a la implementación de las pruebas funcionales, auditoría, monitoreo y </w:t>
+      </w:r>
+      <w:proofErr w:type="spellStart"/>
+      <w:r>
+        <w:rPr>
+          <w:rFonts w:ascii="Museo Sans 300" w:eastAsia="Museo Sans 300" w:hAnsi="Museo Sans 300" w:cs="Museo Sans 300"/>
+        </w:rPr>
+        <w:t>Dashboard</w:t>
+      </w:r>
+      <w:proofErr w:type="spellEnd"/>
+      <w:r>
+        <w:rPr>
+          <w:rFonts w:ascii="Museo Sans 300" w:eastAsia="Museo Sans 300" w:hAnsi="Museo Sans 300" w:cs="Museo Sans 300"/>
+        </w:rPr>
+        <w:t xml:space="preserve"> Administrativo</w:t>
       </w:r>
       <w:r>
         <w:rPr>
@@ -744,7 +840,23 @@
           <w:rFonts w:ascii="Museo Sans 300" w:eastAsia="Museo Sans 300" w:hAnsi="Museo Sans 300" w:cs="Museo Sans 300"/>
           <w:lang w:val="es-419"/>
         </w:rPr>
-        <w:t xml:space="preserve">Avance del módulo de auditoría, almacenamiento de logs e integración con el Backend. </w:t>
+        <w:t xml:space="preserve">Avance del módulo de auditoría, almacenamiento de logs e integración con el </w:t>
+      </w:r>
+      <w:proofErr w:type="spellStart"/>
+      <w:r>
+        <w:rPr>
+          <w:rFonts w:ascii="Museo Sans 300" w:eastAsia="Museo Sans 300" w:hAnsi="Museo Sans 300" w:cs="Museo Sans 300"/>
+          <w:lang w:val="es-419"/>
+        </w:rPr>
+        <w:t>Backend</w:t>
+      </w:r>
+      <w:proofErr w:type="spellEnd"/>
+      <w:r>
+        <w:rPr>
+          <w:rFonts w:ascii="Museo Sans 300" w:eastAsia="Museo Sans 300" w:hAnsi="Museo Sans 300" w:cs="Museo Sans 300"/>
+          <w:lang w:val="es-419"/>
+        </w:rPr>
+        <w:t xml:space="preserve">. </w:t>
       </w:r>
     </w:p>
     <w:p>
@@ -764,7 +876,23 @@
           <w:rFonts w:ascii="Museo Sans 300" w:eastAsia="Museo Sans 300" w:hAnsi="Museo Sans 300" w:cs="Museo Sans 300"/>
           <w:lang w:val="es-419"/>
         </w:rPr>
-        <w:t xml:space="preserve">Revisión del Dashboard Administrativo y visualización de eventos. </w:t>
+        <w:t xml:space="preserve">Revisión del </w:t>
+      </w:r>
+      <w:proofErr w:type="spellStart"/>
+      <w:r>
+        <w:rPr>
+          <w:rFonts w:ascii="Museo Sans 300" w:eastAsia="Museo Sans 300" w:hAnsi="Museo Sans 300" w:cs="Museo Sans 300"/>
+          <w:lang w:val="es-419"/>
+        </w:rPr>
+        <w:t>Dashboard</w:t>
+      </w:r>
+      <w:proofErr w:type="spellEnd"/>
+      <w:r>
+        <w:rPr>
+          <w:rFonts w:ascii="Museo Sans 300" w:eastAsia="Museo Sans 300" w:hAnsi="Museo Sans 300" w:cs="Museo Sans 300"/>
+          <w:lang w:val="es-419"/>
+        </w:rPr>
+        <w:t xml:space="preserve"> Administrativo y visualización de eventos. </w:t>
       </w:r>
     </w:p>
     <w:p>
@@ -1366,7 +1494,15 @@
               </w:rPr>
             </w:pPr>
             <w:r>
-              <w:t>Completar la integración del Backend con el módulo de auditoría y monitoreo.</w:t>
+              <w:t xml:space="preserve">Completar la integración del </w:t>
+            </w:r>
+            <w:proofErr w:type="spellStart"/>
+            <w:r>
+              <w:t>Backend</w:t>
+            </w:r>
+            <w:proofErr w:type="spellEnd"/>
+            <w:r>
+              <w:t xml:space="preserve"> con el módulo de auditoría y monitoreo.</w:t>
             </w:r>
           </w:p>
         </w:tc>
@@ -1416,7 +1552,15 @@
               </w:rPr>
             </w:pPr>
             <w:r>
-              <w:t>Finalizar el Dashboard Administrativo e integrar la visualización de eventos y alertas.</w:t>
+              <w:t xml:space="preserve">Finalizar el </w:t>
+            </w:r>
+            <w:proofErr w:type="spellStart"/>
+            <w:r>
+              <w:t>Dashboard</w:t>
+            </w:r>
+            <w:proofErr w:type="spellEnd"/>
+            <w:r>
+              <w:t xml:space="preserve"> Administrativo e integrar la visualización de eventos y alertas.</w:t>
             </w:r>
           </w:p>
         </w:tc>
@@ -2119,6 +2263,32 @@
           </w:p>
         </w:tc>
       </w:tr>
+      <w:tr>
+        <w:tc>
+          <w:tcPr>
+            <w:tcW w:w="0" w:type="auto"/>
+          </w:tcPr>
+          <w:p>
+            <w:pPr>
+              <w:rPr>
+                <w:rFonts w:ascii="Museo Sans 300" w:eastAsia="Museo Sans 300" w:hAnsi="Museo Sans 300" w:cs="Museo Sans 300"/>
+              </w:rPr>
+            </w:pPr>
+          </w:p>
+        </w:tc>
+        <w:tc>
+          <w:tcPr>
+            <w:tcW w:w="0" w:type="auto"/>
+          </w:tcPr>
+          <w:p>
+            <w:pPr>
+              <w:rPr>
+                <w:rFonts w:ascii="Museo Sans 300" w:eastAsia="Museo Sans 300" w:hAnsi="Museo Sans 300" w:cs="Museo Sans 300"/>
+              </w:rPr>
+            </w:pPr>
+          </w:p>
+        </w:tc>
+      </w:tr>
     </w:tbl>
     <w:p>
       <w:pPr>
@@ -2126,6 +2296,46 @@
           <w:rFonts w:ascii="Museo Sans 300" w:eastAsia="Museo Sans 300" w:hAnsi="Museo Sans 300" w:cs="Museo Sans 300"/>
         </w:rPr>
       </w:pPr>
+      <w:r>
+        <w:rPr>
+          <w:rFonts w:ascii="Museo Sans 300" w:eastAsia="Museo Sans 300" w:hAnsi="Museo Sans 300" w:cs="Museo Sans 300"/>
+        </w:rPr>
+        <w:drawing>
+          <wp:inline distT="0" distB="0" distL="0" distR="0" wp14:anchorId="48F672E0" wp14:editId="579FFEFD">
+            <wp:extent cx="5612130" cy="2711450"/>
+            <wp:effectExtent l="0" t="0" r="7620" b="0"/>
+            <wp:docPr id="911141836" name="Imagen 1"/>
+            <wp:cNvGraphicFramePr>
+              <a:graphicFrameLocks xmlns:a="http://schemas.openxmlformats.org/drawingml/2006/main" noChangeAspect="1"/>
+            </wp:cNvGraphicFramePr>
+            <a:graphic xmlns:a="http://schemas.openxmlformats.org/drawingml/2006/main">
+              <a:graphicData uri="http://schemas.openxmlformats.org/drawingml/2006/picture">
+                <pic:pic xmlns:pic="http://schemas.openxmlformats.org/drawingml/2006/picture">
+                  <pic:nvPicPr>
+                    <pic:cNvPr id="911141836" name=""/>
+                    <pic:cNvPicPr/>
+                  </pic:nvPicPr>
+                  <pic:blipFill>
+                    <a:blip r:embed="rId8"/>
+                    <a:stretch>
+                      <a:fillRect/>
+                    </a:stretch>
+                  </pic:blipFill>
+                  <pic:spPr>
+                    <a:xfrm>
+                      <a:off x="0" y="0"/>
+                      <a:ext cx="5612130" cy="2711450"/>
+                    </a:xfrm>
+                    <a:prstGeom prst="rect">
+                      <a:avLst/>
+                    </a:prstGeom>
+                  </pic:spPr>
+                </pic:pic>
+              </a:graphicData>
+            </a:graphic>
+          </wp:inline>
+        </w:drawing>
+      </w:r>
     </w:p>
     <w:p>
       <w:pPr>
@@ -2233,7 +2443,7 @@
                     <pic:cNvPicPr/>
                   </pic:nvPicPr>
                   <pic:blipFill>
-                    <a:blip r:embed="rId8"/>
+                    <a:blip r:embed="rId9"/>
                     <a:stretch>
                       <a:fillRect/>
                     </a:stretch>
@@ -2255,7 +2465,7 @@
       </w:r>
     </w:p>
     <w:sectPr>
-      <w:headerReference w:type="default" r:id="rId9"/>
+      <w:headerReference w:type="default" r:id="rId10"/>
       <w:pgSz w:w="12240" w:h="15840"/>
       <w:pgMar w:top="1417" w:right="1701" w:bottom="1417" w:left="1701" w:header="708" w:footer="708" w:gutter="0"/>
       <w:cols w:space="708"/>
